--- a/www/content/abdomen-pelvis/Male urethra.docx
+++ b/www/content/abdomen-pelvis/Male urethra.docx
@@ -51,23 +51,7 @@
         </w:r>
       </w:hyperlink>
       <w:r>
-        <w:t xml:space="preserve">: Tobias. S. Kohler, Mitchell Yadven, Ankur Manvar, Nathan Liu, Manoj Monga. The length of the male urethra. Int. </w:t>
-      </w:r>
-      <w:proofErr w:type="spellStart"/>
-      <w:r>
-        <w:t>braz</w:t>
-      </w:r>
-      <w:proofErr w:type="spellEnd"/>
-      <w:r>
-        <w:t xml:space="preserve"> j </w:t>
-      </w:r>
-      <w:proofErr w:type="spellStart"/>
-      <w:r>
-        <w:t>urol</w:t>
-      </w:r>
-      <w:proofErr w:type="spellEnd"/>
-      <w:r>
-        <w:t>, 2008, 34 (4):451-456</w:t>
+        <w:t>: Tobias. S. Kohler, Mitchell Yadven, Ankur Manvar, Nathan Liu, Manoj Monga. The length of the male urethra. Int. braz j urol, 2008, 34 (4):451-456</w:t>
       </w:r>
     </w:p>
     <w:p>
@@ -113,14 +97,11 @@
     </w:p>
     <w:p>
       <w:r>
-        <w:rPr>
-          <w:noProof/>
-        </w:rPr>
         <w:drawing>
-          <wp:inline distT="0" distB="0" distL="0" distR="0" wp14:anchorId="5355E874" wp14:editId="06E0CB70">
-            <wp:extent cx="5731510" cy="4042410"/>
-            <wp:effectExtent l="0" t="0" r="2540" b="0"/>
-            <wp:docPr id="530073987" name="Picture 1" descr="Background image"/>
+          <wp:inline distT="0" distB="0" distL="0" distR="0" wp14:anchorId="1222671D" wp14:editId="72949511">
+            <wp:extent cx="5731510" cy="4373245"/>
+            <wp:effectExtent l="0" t="0" r="2540" b="8255"/>
+            <wp:docPr id="1596271528" name="Picture 1"/>
             <wp:cNvGraphicFramePr>
               <a:graphicFrameLocks xmlns:a="http://schemas.openxmlformats.org/drawingml/2006/main" noChangeAspect="1"/>
             </wp:cNvGraphicFramePr>
@@ -128,36 +109,23 @@
               <a:graphicData uri="http://schemas.openxmlformats.org/drawingml/2006/picture">
                 <pic:pic xmlns:pic="http://schemas.openxmlformats.org/drawingml/2006/picture">
                   <pic:nvPicPr>
-                    <pic:cNvPr id="0" name="Picture 19" descr="Background image"/>
-                    <pic:cNvPicPr>
-                      <a:picLocks noChangeAspect="1" noChangeArrowheads="1"/>
-                    </pic:cNvPicPr>
+                    <pic:cNvPr id="1596271528" name=""/>
+                    <pic:cNvPicPr/>
                   </pic:nvPicPr>
                   <pic:blipFill>
-                    <a:blip r:embed="rId6" cstate="print">
-                      <a:extLst>
-                        <a:ext uri="{28A0092B-C50C-407E-A947-70E740481C1C}">
-                          <a14:useLocalDpi xmlns:a14="http://schemas.microsoft.com/office/drawing/2010/main" val="0"/>
-                        </a:ext>
-                      </a:extLst>
-                    </a:blip>
-                    <a:srcRect/>
+                    <a:blip r:embed="rId6"/>
                     <a:stretch>
                       <a:fillRect/>
                     </a:stretch>
                   </pic:blipFill>
-                  <pic:spPr bwMode="auto">
+                  <pic:spPr>
                     <a:xfrm>
                       <a:off x="0" y="0"/>
-                      <a:ext cx="5731510" cy="4042410"/>
+                      <a:ext cx="5731510" cy="4373245"/>
                     </a:xfrm>
                     <a:prstGeom prst="rect">
                       <a:avLst/>
                     </a:prstGeom>
-                    <a:noFill/>
-                    <a:ln>
-                      <a:noFill/>
-                    </a:ln>
                   </pic:spPr>
                 </pic:pic>
               </a:graphicData>
@@ -175,7 +143,6 @@
         <w:pStyle w:val="Heading2"/>
       </w:pPr>
       <w:r>
-        <w:lastRenderedPageBreak/>
         <w:t>Prostatic urethra</w:t>
       </w:r>
     </w:p>
@@ -229,15 +196,7 @@
     </w:p>
     <w:p>
       <w:r>
-        <w:t xml:space="preserve">At the mid-point, prostatic urethra forms 45 degree within the </w:t>
-      </w:r>
-      <w:proofErr w:type="spellStart"/>
-      <w:r>
-        <w:t>stubstance</w:t>
-      </w:r>
-      <w:proofErr w:type="spellEnd"/>
-      <w:r>
-        <w:t xml:space="preserve"> of prostate gland</w:t>
+        <w:t>At the mid-point, prostatic urethra forms 45 degree within the stubstance of prostate gland</w:t>
       </w:r>
     </w:p>
     <w:p>
@@ -248,6 +207,25 @@
     <w:p>
       <w:r>
         <w:t>This segment is compressed in benign prostatic hyperplasia</w:t>
+      </w:r>
+    </w:p>
+    <w:p>
+      <w:r>
+        <w:t>[YOUTUBE]</w:t>
+      </w:r>
+      <w:r>
+        <w:t xml:space="preserve"> </w:t>
+      </w:r>
+      <w:hyperlink r:id="rId7" w:history="1">
+        <w:r>
+          <w:rPr>
+            <w:rStyle w:val="Hyperlink"/>
+          </w:rPr>
+          <w:t>https://www.youtube.com/watch?v=pTRm2Qd4IqU</w:t>
+        </w:r>
+      </w:hyperlink>
+      <w:r>
+        <w:tab/>
       </w:r>
     </w:p>
     <w:p>
@@ -298,15 +276,7 @@
         <w:pStyle w:val="Heading3"/>
       </w:pPr>
       <w:r>
-        <w:t xml:space="preserve">Verumontanum (colliculus </w:t>
-      </w:r>
-      <w:proofErr w:type="spellStart"/>
-      <w:r>
-        <w:t>seminalis</w:t>
-      </w:r>
-      <w:proofErr w:type="spellEnd"/>
-      <w:r>
-        <w:t>)</w:t>
+        <w:t>Verumontanum (colliculus seminalis)</w:t>
       </w:r>
     </w:p>
     <w:p>
@@ -347,31 +317,7 @@
         <w:pStyle w:val="Heading3"/>
       </w:pPr>
       <w:r>
-        <w:t xml:space="preserve">Prostatic utricle (or uterus </w:t>
-      </w:r>
-      <w:proofErr w:type="spellStart"/>
-      <w:r>
-        <w:t>masculinus</w:t>
-      </w:r>
-      <w:proofErr w:type="spellEnd"/>
-      <w:r>
-        <w:t xml:space="preserve">, </w:t>
-      </w:r>
-      <w:proofErr w:type="spellStart"/>
-      <w:r>
-        <w:t>vaginus</w:t>
-      </w:r>
-      <w:proofErr w:type="spellEnd"/>
-      <w:r>
-        <w:t xml:space="preserve"> </w:t>
-      </w:r>
-      <w:proofErr w:type="spellStart"/>
-      <w:r>
-        <w:t>musculinus</w:t>
-      </w:r>
-      <w:proofErr w:type="spellEnd"/>
-      <w:r>
-        <w:t>)</w:t>
+        <w:t>Prostatic utricle (or uterus masculinus, vaginus musculinus)</w:t>
       </w:r>
     </w:p>
     <w:p>
@@ -412,6 +358,7 @@
         <w:pStyle w:val="Heading3"/>
       </w:pPr>
       <w:r>
+        <w:lastRenderedPageBreak/>
         <w:t xml:space="preserve">Orifices of the ejaculatory ducts </w:t>
       </w:r>
     </w:p>
@@ -448,7 +395,6 @@
         </w:numPr>
       </w:pPr>
       <w:r>
-        <w:lastRenderedPageBreak/>
         <w:t>Gutters on the side of urethral crest</w:t>
       </w:r>
     </w:p>
@@ -468,57 +414,24 @@
         <w:rPr>
           <w:noProof/>
         </w:rPr>
-        <w:drawing>
-          <wp:inline distT="0" distB="0" distL="0" distR="0" wp14:anchorId="178D0570" wp14:editId="3D506E93">
-            <wp:extent cx="5731510" cy="4298950"/>
-            <wp:effectExtent l="0" t="0" r="2540" b="0"/>
-            <wp:docPr id="1546577368" name="Picture 2" descr="Image"/>
-            <wp:cNvGraphicFramePr>
-              <a:graphicFrameLocks xmlns:a="http://schemas.openxmlformats.org/drawingml/2006/main" noChangeAspect="1"/>
-            </wp:cNvGraphicFramePr>
-            <a:graphic xmlns:a="http://schemas.openxmlformats.org/drawingml/2006/main">
-              <a:graphicData uri="http://schemas.openxmlformats.org/drawingml/2006/picture">
-                <pic:pic xmlns:pic="http://schemas.openxmlformats.org/drawingml/2006/picture">
-                  <pic:nvPicPr>
-                    <pic:cNvPr id="0" name="Picture 48" descr="Image"/>
-                    <pic:cNvPicPr>
-                      <a:picLocks noChangeAspect="1" noChangeArrowheads="1"/>
-                    </pic:cNvPicPr>
-                  </pic:nvPicPr>
-                  <pic:blipFill>
-                    <a:blip r:embed="rId7" cstate="print">
-                      <a:extLst>
-                        <a:ext uri="{28A0092B-C50C-407E-A947-70E740481C1C}">
-                          <a14:useLocalDpi xmlns:a14="http://schemas.microsoft.com/office/drawing/2010/main" val="0"/>
-                        </a:ext>
-                      </a:extLst>
-                    </a:blip>
-                    <a:srcRect/>
-                    <a:stretch>
-                      <a:fillRect/>
-                    </a:stretch>
-                  </pic:blipFill>
-                  <pic:spPr bwMode="auto">
-                    <a:xfrm>
-                      <a:off x="0" y="0"/>
-                      <a:ext cx="5731510" cy="4298950"/>
-                    </a:xfrm>
-                    <a:prstGeom prst="rect">
-                      <a:avLst/>
-                    </a:prstGeom>
-                    <a:noFill/>
-                    <a:ln>
-                      <a:noFill/>
-                    </a:ln>
-                  </pic:spPr>
-                </pic:pic>
-              </a:graphicData>
-            </a:graphic>
-          </wp:inline>
-        </w:drawing>
-      </w:r>
-    </w:p>
-    <w:p/>
+        <w:t>[SVG]</w:t>
+      </w:r>
+      <w:r>
+        <w:t xml:space="preserve"> </w:t>
+      </w:r>
+      <w:r>
+        <w:rPr>
+          <w:noProof/>
+        </w:rPr>
+        <w:t>prostatic urethra</w:t>
+      </w:r>
+      <w:r>
+        <w:rPr>
+          <w:noProof/>
+        </w:rPr>
+        <w:t>.svg</w:t>
+      </w:r>
+    </w:p>
     <w:p>
       <w:pPr>
         <w:pStyle w:val="Heading2"/>
@@ -570,85 +483,69 @@
     </w:p>
     <w:p>
       <w:r>
-        <w:t xml:space="preserve">On either side - membranous urethra is related to </w:t>
-      </w:r>
-      <w:proofErr w:type="spellStart"/>
-      <w:r>
-        <w:t>bulborethral</w:t>
-      </w:r>
-      <w:proofErr w:type="spellEnd"/>
-      <w:r>
-        <w:t xml:space="preserve"> glands (Cowper's glands) in males</w:t>
-      </w:r>
-    </w:p>
-    <w:p>
+        <w:t>On either side - membranous urethra is related to bulborethral glands (Cowper's glands) in males</w:t>
+      </w:r>
+    </w:p>
+    <w:p>
+      <w:r>
+        <w:t>Bulbourethral glands and their ducts have different course in males and females</w:t>
+      </w:r>
+    </w:p>
+    <w:p>
+      <w:r>
+        <w:t>In males - ducts pierces perineal membrane separately and enter into the penile urethra</w:t>
+      </w:r>
+    </w:p>
+    <w:p>
+      <w:r>
+        <w:t>In females - Bartholin's glands (bulbourethral glands, greater vestibular glands) are located in the superficial perineal pouch</w:t>
+      </w:r>
+    </w:p>
+    <w:p>
+      <w:pPr>
+        <w:pStyle w:val="Heading2"/>
+      </w:pPr>
+      <w:r>
+        <w:t>Spongy urethra</w:t>
+      </w:r>
+    </w:p>
+    <w:p>
+      <w:r>
+        <w:t>From the perineal membrane to external urethral meatus</w:t>
+      </w:r>
+    </w:p>
+    <w:p>
+      <w:r>
+        <w:t>Length - 15 cm</w:t>
+      </w:r>
+    </w:p>
+    <w:p>
+      <w:r>
+        <w:t xml:space="preserve">S shaped </w:t>
+      </w:r>
+    </w:p>
+    <w:p>
+      <w:r>
+        <w:t xml:space="preserve">In the superficial perineal space - it pierces the corpora spongiosum </w:t>
+      </w:r>
+    </w:p>
+    <w:p>
+      <w:r>
+        <w:t>Runs in the penis up</w:t>
+      </w:r>
+      <w:r>
+        <w:t xml:space="preserve"> </w:t>
+      </w:r>
+      <w:r>
+        <w:t>to the tip</w:t>
+      </w:r>
+    </w:p>
+    <w:p>
+      <w:pPr>
+        <w:pStyle w:val="Heading2"/>
+      </w:pPr>
       <w:r>
         <w:lastRenderedPageBreak/>
-        <w:t>Bulbourethral glands and their ducts have different course in males and females</w:t>
-      </w:r>
-    </w:p>
-    <w:p>
-      <w:r>
-        <w:t>In males - ducts pierces perineal membrane separately and enter into the penile urethra</w:t>
-      </w:r>
-    </w:p>
-    <w:p>
-      <w:r>
-        <w:t>In females - Bartholin's glands (bulbourethral glands, greater vestibular glands) are located in the superficial perineal pouch</w:t>
-      </w:r>
-    </w:p>
-    <w:p>
-      <w:pPr>
-        <w:pStyle w:val="Heading2"/>
-      </w:pPr>
-      <w:r>
-        <w:t>Spongy urethra</w:t>
-      </w:r>
-    </w:p>
-    <w:p>
-      <w:r>
-        <w:t>From the perineal membrane to external urethral meatus</w:t>
-      </w:r>
-    </w:p>
-    <w:p>
-      <w:r>
-        <w:t xml:space="preserve">Length </w:t>
-      </w:r>
-      <w:r>
-        <w:t>- 15</w:t>
-      </w:r>
-      <w:r>
-        <w:t xml:space="preserve"> cm</w:t>
-      </w:r>
-    </w:p>
-    <w:p>
-      <w:r>
-        <w:t xml:space="preserve">S shaped </w:t>
-      </w:r>
-    </w:p>
-    <w:p>
-      <w:r>
-        <w:t xml:space="preserve">In the superficial perineal space - it pierces the corpora spongiosum </w:t>
-      </w:r>
-    </w:p>
-    <w:p>
-      <w:r>
-        <w:t xml:space="preserve">Runs in the penis </w:t>
-      </w:r>
-      <w:proofErr w:type="spellStart"/>
-      <w:r>
-        <w:t>upto</w:t>
-      </w:r>
-      <w:proofErr w:type="spellEnd"/>
-      <w:r>
-        <w:t xml:space="preserve"> the tip</w:t>
-      </w:r>
-    </w:p>
-    <w:p>
-      <w:pPr>
-        <w:pStyle w:val="Heading2"/>
-      </w:pPr>
-      <w:r>
         <w:t>Dilatations</w:t>
       </w:r>
     </w:p>
@@ -668,15 +565,7 @@
         </w:numPr>
       </w:pPr>
       <w:r>
-        <w:t xml:space="preserve">Enlarged part of urethra, just </w:t>
-      </w:r>
-      <w:proofErr w:type="spellStart"/>
-      <w:r>
-        <w:t>ditsal</w:t>
-      </w:r>
-      <w:proofErr w:type="spellEnd"/>
-      <w:r>
-        <w:t xml:space="preserve"> to perineal membrane</w:t>
+        <w:t>Enlarged part of urethra, just ditsal to perineal membrane</w:t>
       </w:r>
     </w:p>
     <w:p>
@@ -687,15 +576,7 @@
         </w:numPr>
       </w:pPr>
       <w:r>
-        <w:t xml:space="preserve">Also called </w:t>
-      </w:r>
-      <w:proofErr w:type="spellStart"/>
-      <w:r>
-        <w:t>intrabulbar</w:t>
-      </w:r>
-      <w:proofErr w:type="spellEnd"/>
-      <w:r>
-        <w:t xml:space="preserve"> fossa </w:t>
+        <w:t>Also called intrabulbar fossa </w:t>
       </w:r>
     </w:p>
     <w:p>
@@ -739,15 +620,7 @@
         </w:numPr>
       </w:pPr>
       <w:r>
-        <w:t xml:space="preserve">Ducts of bulbourethral glands (Cowper's glands) opens into </w:t>
-      </w:r>
-      <w:proofErr w:type="spellStart"/>
-      <w:r>
-        <w:t>balbar</w:t>
-      </w:r>
-      <w:proofErr w:type="spellEnd"/>
-      <w:r>
-        <w:t xml:space="preserve"> urethra</w:t>
+        <w:t>Ducts of bulbourethral glands (Cowper's glands) opens into balbar urethra</w:t>
       </w:r>
     </w:p>
     <w:p>
@@ -815,7 +688,6 @@
         <w:rPr>
           <w:noProof/>
         </w:rPr>
-        <w:lastRenderedPageBreak/>
         <w:drawing>
           <wp:inline distT="0" distB="0" distL="0" distR="0" wp14:anchorId="26B24342" wp14:editId="592A0D63">
             <wp:extent cx="5731510" cy="2279650"/>
@@ -872,6 +744,7 @@
         <w:pStyle w:val="Heading1"/>
       </w:pPr>
       <w:r>
+        <w:lastRenderedPageBreak/>
         <w:t>Urethral sphincters</w:t>
       </w:r>
     </w:p>
@@ -910,15 +783,7 @@
         </w:numPr>
       </w:pPr>
       <w:r>
-        <w:t xml:space="preserve">Continuous with </w:t>
-      </w:r>
-      <w:proofErr w:type="spellStart"/>
-      <w:r>
-        <w:t>detrussor</w:t>
-      </w:r>
-      <w:proofErr w:type="spellEnd"/>
-      <w:r>
-        <w:t xml:space="preserve"> muscle</w:t>
+        <w:t>Continuous with detrussor muscle</w:t>
       </w:r>
     </w:p>
     <w:p>
@@ -929,23 +794,7 @@
         </w:numPr>
       </w:pPr>
       <w:r>
-        <w:t xml:space="preserve">Muscle </w:t>
-      </w:r>
-      <w:proofErr w:type="spellStart"/>
-      <w:r>
-        <w:t>fibers</w:t>
-      </w:r>
-      <w:proofErr w:type="spellEnd"/>
-      <w:r>
-        <w:t xml:space="preserve"> form a horseshoe-like arrangement that is continuous with the smooth muscle </w:t>
-      </w:r>
-      <w:proofErr w:type="spellStart"/>
-      <w:r>
-        <w:t>fibers</w:t>
-      </w:r>
-      <w:proofErr w:type="spellEnd"/>
-      <w:r>
-        <w:t xml:space="preserve"> of the bladder</w:t>
+        <w:t>Muscle fibers form a horseshoe-like arrangement that is continuous with the smooth muscle fibers of the bladder</w:t>
       </w:r>
     </w:p>
     <w:p>
@@ -1052,7 +901,6 @@
         </w:numPr>
       </w:pPr>
       <w:r>
-        <w:lastRenderedPageBreak/>
         <w:t>Skeletal muscles</w:t>
       </w:r>
     </w:p>
@@ -1091,6 +939,31 @@
       </w:r>
     </w:p>
     <w:p>
+      <w:r>
+        <w:t xml:space="preserve">[TIP]Urinary catheterization </w:t>
+      </w:r>
+    </w:p>
+    <w:p>
+      <w:r>
+        <w:t>[YOUTUBE]</w:t>
+      </w:r>
+      <w:r>
+        <w:t xml:space="preserve"> </w:t>
+      </w:r>
+      <w:r>
+        <w:t>https://www.youtube.com/shorts/27vlJy5pxDo</w:t>
+      </w:r>
+    </w:p>
+    <w:p>
+      <w:r>
+        <w:lastRenderedPageBreak/>
+        <w:t>[YOUTUBE]</w:t>
+      </w:r>
+      <w:r>
+        <w:t>https://www.youtube.com/shorts/PioBN05VTGo</w:t>
+      </w:r>
+    </w:p>
+    <w:p>
       <w:pPr>
         <w:pStyle w:val="Heading2"/>
       </w:pPr>
@@ -1251,26 +1124,23 @@
     </w:p>
     <w:p>
       <w:r>
+        <w:lastRenderedPageBreak/>
         <w:t>Applying pressure in the perineum, guides the catheter to enter the urogenital diaphragm. </w:t>
       </w:r>
     </w:p>
     <w:p>
       <w:r>
-        <w:t xml:space="preserve">Ones </w:t>
-      </w:r>
-      <w:proofErr w:type="spellStart"/>
-      <w:r>
-        <w:t>tha</w:t>
-      </w:r>
-      <w:proofErr w:type="spellEnd"/>
+        <w:t>Ones th</w:t>
+      </w:r>
+      <w:r>
+        <w:t>e</w:t>
+      </w:r>
       <w:r>
         <w:t xml:space="preserve"> urine dribbles from the Y shaped end of the catheter, the </w:t>
       </w:r>
-      <w:proofErr w:type="spellStart"/>
-      <w:r>
-        <w:t>baloon</w:t>
-      </w:r>
-      <w:proofErr w:type="spellEnd"/>
+      <w:r>
+        <w:t>balloon</w:t>
+      </w:r>
       <w:r>
         <w:t xml:space="preserve"> is inflated</w:t>
       </w:r>
@@ -1305,189 +1175,25 @@
     </w:p>
     <w:p>
       <w:r>
-        <w:pict w14:anchorId="7A199A7C">
-          <v:rect id="_x0000_i1154" style="width:0;height:1.5pt" o:hralign="center" o:hrstd="t" o:hr="t" fillcolor="#a0a0a0" stroked="f"/>
-        </w:pict>
-      </w:r>
-    </w:p>
-    <w:p>
-      <w:r>
         <w:t xml:space="preserve">Due to peculiar fascial attachment, </w:t>
       </w:r>
-      <w:proofErr w:type="spellStart"/>
-      <w:r>
-        <w:t>extravazation</w:t>
-      </w:r>
-      <w:proofErr w:type="spellEnd"/>
+      <w:r>
+        <w:t>extravasation</w:t>
+      </w:r>
       <w:r>
         <w:t xml:space="preserve"> of the urine differs between anterior and posterior urethral rupture </w:t>
       </w:r>
     </w:p>
-    <w:p>
-      <w:pPr>
-        <w:pStyle w:val="Heading3"/>
-      </w:pPr>
-      <w:r>
-        <w:t xml:space="preserve">Rupture of urethra above the perineal membrane </w:t>
-      </w:r>
-    </w:p>
-    <w:p>
-      <w:pPr>
-        <w:numPr>
-          <w:ilvl w:val="1"/>
-          <w:numId w:val="12"/>
-        </w:numPr>
-      </w:pPr>
-      <w:r>
-        <w:t xml:space="preserve">Rupture of prostatic and membranous segments </w:t>
-      </w:r>
-    </w:p>
-    <w:p>
-      <w:pPr>
-        <w:numPr>
-          <w:ilvl w:val="1"/>
-          <w:numId w:val="12"/>
-        </w:numPr>
-      </w:pPr>
-      <w:r>
-        <w:t>Urine and blood collects in extraperitoneal part of pelvis</w:t>
-      </w:r>
-    </w:p>
-    <w:p>
-      <w:pPr>
-        <w:numPr>
-          <w:ilvl w:val="1"/>
-          <w:numId w:val="12"/>
-        </w:numPr>
-      </w:pPr>
-      <w:r>
-        <w:t>Pelvic fractures are responsible for 90% of these injuries</w:t>
-      </w:r>
-    </w:p>
-    <w:p>
-      <w:pPr>
-        <w:pStyle w:val="Heading3"/>
-      </w:pPr>
-      <w:r>
-        <w:t xml:space="preserve">Rupture of urethra below the perineal membrane </w:t>
-      </w:r>
-    </w:p>
-    <w:p>
-      <w:pPr>
-        <w:numPr>
-          <w:ilvl w:val="1"/>
-          <w:numId w:val="12"/>
-        </w:numPr>
-      </w:pPr>
-      <w:r>
-        <w:t>Rupture of penile urethra</w:t>
-      </w:r>
-    </w:p>
-    <w:p>
-      <w:pPr>
-        <w:numPr>
-          <w:ilvl w:val="1"/>
-          <w:numId w:val="12"/>
-        </w:numPr>
-      </w:pPr>
-      <w:r>
-        <w:t xml:space="preserve">If the perineal fascia of Gallaudet and the penile fascia of Buck </w:t>
-      </w:r>
-      <w:r>
-        <w:t>–</w:t>
-      </w:r>
-      <w:r>
-        <w:t xml:space="preserve"> intact</w:t>
-      </w:r>
-    </w:p>
-    <w:p>
-      <w:pPr>
-        <w:numPr>
-          <w:ilvl w:val="1"/>
-          <w:numId w:val="12"/>
-        </w:numPr>
-      </w:pPr>
-      <w:r>
-        <w:t xml:space="preserve">Then the extravasation is limited to penile shaft </w:t>
-      </w:r>
-    </w:p>
-    <w:p>
-      <w:pPr>
-        <w:pStyle w:val="Heading3"/>
-      </w:pPr>
-      <w:r>
-        <w:lastRenderedPageBreak/>
-        <w:t xml:space="preserve">If the perineal fascia is injured </w:t>
-      </w:r>
-    </w:p>
-    <w:p>
-      <w:pPr>
-        <w:numPr>
-          <w:ilvl w:val="2"/>
-          <w:numId w:val="12"/>
-        </w:numPr>
-      </w:pPr>
-      <w:r>
-        <w:t xml:space="preserve">The extravasated urine reaches superficial perineal space, </w:t>
-      </w:r>
-      <w:proofErr w:type="spellStart"/>
-      <w:r>
-        <w:t>periscrotal</w:t>
-      </w:r>
-      <w:proofErr w:type="spellEnd"/>
-      <w:r>
-        <w:t xml:space="preserve"> and </w:t>
-      </w:r>
-      <w:proofErr w:type="spellStart"/>
-      <w:r>
-        <w:t>peripenile</w:t>
-      </w:r>
-      <w:proofErr w:type="spellEnd"/>
-      <w:r>
-        <w:t xml:space="preserve"> spaces, and upward upon the abdominal wall</w:t>
-      </w:r>
-    </w:p>
-    <w:p>
-      <w:pPr>
-        <w:numPr>
-          <w:ilvl w:val="2"/>
-          <w:numId w:val="12"/>
-        </w:numPr>
-      </w:pPr>
-      <w:r>
-        <w:t>As the posterior margin of the perineal membrane is firmly attached, extravasated urine never reaches the anal triangle</w:t>
-      </w:r>
-    </w:p>
-    <w:p>
-      <w:pPr>
-        <w:numPr>
-          <w:ilvl w:val="2"/>
-          <w:numId w:val="12"/>
-        </w:numPr>
-      </w:pPr>
-      <w:r>
-        <w:t xml:space="preserve">As the fascia scarpa (membranous layer of the superficial abdominal fascia) is firmly attached to the fascia </w:t>
-      </w:r>
-      <w:proofErr w:type="spellStart"/>
-      <w:r>
-        <w:t>lata</w:t>
-      </w:r>
-      <w:proofErr w:type="spellEnd"/>
-      <w:r>
-        <w:t xml:space="preserve"> (deep fascia of the thigh) along the inguinal ligament (Holden’s line) extravasated urine in anterior rupture of the urethra do not reach the thigh</w:t>
-      </w:r>
-    </w:p>
-    <w:p/>
     <w:p>
       <w:r>
         <w:rPr>
           <w:noProof/>
         </w:rPr>
         <w:drawing>
-          <wp:inline distT="0" distB="0" distL="0" distR="0" wp14:anchorId="6EEA96AC" wp14:editId="65F73E9D">
-            <wp:extent cx="5731510" cy="4572635"/>
-            <wp:effectExtent l="0" t="0" r="2540" b="0"/>
-            <wp:docPr id="523559703" name="Picture 4"/>
+          <wp:inline distT="0" distB="0" distL="0" distR="0" wp14:anchorId="70C11BB0" wp14:editId="47C13158">
+            <wp:extent cx="5731510" cy="4970145"/>
+            <wp:effectExtent l="0" t="0" r="2540" b="1905"/>
+            <wp:docPr id="1453722351" name="Picture 5"/>
             <wp:cNvGraphicFramePr>
               <a:graphicFrameLocks xmlns:a="http://schemas.openxmlformats.org/drawingml/2006/main" noChangeAspect="1"/>
             </wp:cNvGraphicFramePr>
@@ -1495,13 +1201,110 @@
               <a:graphicData uri="http://schemas.openxmlformats.org/drawingml/2006/picture">
                 <pic:pic xmlns:pic="http://schemas.openxmlformats.org/drawingml/2006/picture">
                   <pic:nvPicPr>
-                    <pic:cNvPr id="0" name="Picture 132"/>
+                    <pic:cNvPr id="0" name="Picture 134"/>
                     <pic:cNvPicPr>
                       <a:picLocks noChangeAspect="1" noChangeArrowheads="1"/>
                     </pic:cNvPicPr>
                   </pic:nvPicPr>
                   <pic:blipFill>
                     <a:blip r:embed="rId9" cstate="print">
+                      <a:extLst>
+                        <a:ext uri="{28A0092B-C50C-407E-A947-70E740481C1C}">
+                          <a14:useLocalDpi xmlns:a14="http://schemas.microsoft.com/office/drawing/2010/main" val="0"/>
+                        </a:ext>
+                      </a:extLst>
+                    </a:blip>
+                    <a:srcRect/>
+                    <a:stretch>
+                      <a:fillRect/>
+                    </a:stretch>
+                  </pic:blipFill>
+                  <pic:spPr bwMode="auto">
+                    <a:xfrm>
+                      <a:off x="0" y="0"/>
+                      <a:ext cx="5731510" cy="4970145"/>
+                    </a:xfrm>
+                    <a:prstGeom prst="rect">
+                      <a:avLst/>
+                    </a:prstGeom>
+                    <a:noFill/>
+                    <a:ln>
+                      <a:noFill/>
+                    </a:ln>
+                  </pic:spPr>
+                </pic:pic>
+              </a:graphicData>
+            </a:graphic>
+          </wp:inline>
+        </w:drawing>
+      </w:r>
+    </w:p>
+    <w:p>
+      <w:pPr>
+        <w:pStyle w:val="Heading3"/>
+      </w:pPr>
+      <w:r>
+        <w:lastRenderedPageBreak/>
+        <w:t xml:space="preserve">Rupture of urethra above the perineal membrane </w:t>
+      </w:r>
+    </w:p>
+    <w:p>
+      <w:pPr>
+        <w:numPr>
+          <w:ilvl w:val="0"/>
+          <w:numId w:val="12"/>
+        </w:numPr>
+      </w:pPr>
+      <w:r>
+        <w:t xml:space="preserve">Rupture of prostatic and membranous segments </w:t>
+      </w:r>
+    </w:p>
+    <w:p>
+      <w:pPr>
+        <w:numPr>
+          <w:ilvl w:val="0"/>
+          <w:numId w:val="12"/>
+        </w:numPr>
+      </w:pPr>
+      <w:r>
+        <w:t>Urine and blood collects in extraperitoneal part of pelvis</w:t>
+      </w:r>
+    </w:p>
+    <w:p>
+      <w:pPr>
+        <w:numPr>
+          <w:ilvl w:val="0"/>
+          <w:numId w:val="12"/>
+        </w:numPr>
+      </w:pPr>
+      <w:r>
+        <w:t>Pelvic fractures are responsible for 90% of these injuries</w:t>
+      </w:r>
+    </w:p>
+    <w:p>
+      <w:r>
+        <w:rPr>
+          <w:noProof/>
+        </w:rPr>
+        <w:drawing>
+          <wp:inline distT="0" distB="0" distL="0" distR="0" wp14:anchorId="6419AC2C" wp14:editId="07EA249F">
+            <wp:extent cx="5731510" cy="4572635"/>
+            <wp:effectExtent l="0" t="0" r="2540" b="0"/>
+            <wp:docPr id="412028512" name="Picture 7"/>
+            <wp:cNvGraphicFramePr>
+              <a:graphicFrameLocks xmlns:a="http://schemas.openxmlformats.org/drawingml/2006/main" noChangeAspect="1"/>
+            </wp:cNvGraphicFramePr>
+            <a:graphic xmlns:a="http://schemas.openxmlformats.org/drawingml/2006/main">
+              <a:graphicData uri="http://schemas.openxmlformats.org/drawingml/2006/picture">
+                <pic:pic xmlns:pic="http://schemas.openxmlformats.org/drawingml/2006/picture">
+                  <pic:nvPicPr>
+                    <pic:cNvPr id="0" name="Picture 138"/>
+                    <pic:cNvPicPr>
+                      <a:picLocks noChangeAspect="1" noChangeArrowheads="1"/>
+                    </pic:cNvPicPr>
+                  </pic:nvPicPr>
+                  <pic:blipFill>
+                    <a:blip r:embed="rId10" cstate="print">
                       <a:extLst>
                         <a:ext uri="{28A0092B-C50C-407E-A947-70E740481C1C}">
                           <a14:useLocalDpi xmlns:a14="http://schemas.microsoft.com/office/drawing/2010/main" val="0"/>
@@ -1534,16 +1337,63 @@
       </w:r>
     </w:p>
     <w:p>
+      <w:pPr>
+        <w:pStyle w:val="Heading3"/>
+      </w:pPr>
+      <w:r>
+        <w:t xml:space="preserve">Rupture of urethra below the perineal membrane </w:t>
+      </w:r>
+    </w:p>
+    <w:p>
+      <w:pPr>
+        <w:numPr>
+          <w:ilvl w:val="0"/>
+          <w:numId w:val="12"/>
+        </w:numPr>
+      </w:pPr>
+      <w:r>
+        <w:t>Rupture of penile urethra</w:t>
+      </w:r>
+    </w:p>
+    <w:p>
+      <w:pPr>
+        <w:numPr>
+          <w:ilvl w:val="0"/>
+          <w:numId w:val="12"/>
+        </w:numPr>
+      </w:pPr>
+      <w:r>
+        <w:t xml:space="preserve">If the perineal fascia of Gallaudet and the penile fascia of Buck </w:t>
+      </w:r>
+      <w:r>
+        <w:t>–</w:t>
+      </w:r>
+      <w:r>
+        <w:t xml:space="preserve"> intact</w:t>
+      </w:r>
+    </w:p>
+    <w:p>
+      <w:pPr>
+        <w:numPr>
+          <w:ilvl w:val="0"/>
+          <w:numId w:val="12"/>
+        </w:numPr>
+      </w:pPr>
+      <w:r>
+        <w:t xml:space="preserve">Then the extravasation is limited to penile shaft </w:t>
+      </w:r>
+    </w:p>
+    <w:p>
       <w:r>
         <w:rPr>
           <w:noProof/>
         </w:rPr>
         <w:lastRenderedPageBreak/>
         <w:drawing>
-          <wp:inline distT="0" distB="0" distL="0" distR="0" wp14:anchorId="30C01874" wp14:editId="6268B511">
-            <wp:extent cx="5731510" cy="4970145"/>
-            <wp:effectExtent l="0" t="0" r="2540" b="1905"/>
-            <wp:docPr id="1453722351" name="Picture 5"/>
+          <wp:inline distT="0" distB="0" distL="0" distR="0" wp14:anchorId="07E681EB" wp14:editId="7F6F67B7">
+            <wp:extent cx="5731510" cy="4572635"/>
+            <wp:effectExtent l="0" t="0" r="2540" b="0"/>
+            <wp:docPr id="523559703" name="Picture 4"/>
             <wp:cNvGraphicFramePr>
               <a:graphicFrameLocks xmlns:a="http://schemas.openxmlformats.org/drawingml/2006/main" noChangeAspect="1"/>
             </wp:cNvGraphicFramePr>
@@ -1551,125 +1401,13 @@
               <a:graphicData uri="http://schemas.openxmlformats.org/drawingml/2006/picture">
                 <pic:pic xmlns:pic="http://schemas.openxmlformats.org/drawingml/2006/picture">
                   <pic:nvPicPr>
-                    <pic:cNvPr id="0" name="Picture 134"/>
-                    <pic:cNvPicPr>
-                      <a:picLocks noChangeAspect="1" noChangeArrowheads="1"/>
-                    </pic:cNvPicPr>
-                  </pic:nvPicPr>
-                  <pic:blipFill>
-                    <a:blip r:embed="rId10" cstate="print">
-                      <a:extLst>
-                        <a:ext uri="{28A0092B-C50C-407E-A947-70E740481C1C}">
-                          <a14:useLocalDpi xmlns:a14="http://schemas.microsoft.com/office/drawing/2010/main" val="0"/>
-                        </a:ext>
-                      </a:extLst>
-                    </a:blip>
-                    <a:srcRect/>
-                    <a:stretch>
-                      <a:fillRect/>
-                    </a:stretch>
-                  </pic:blipFill>
-                  <pic:spPr bwMode="auto">
-                    <a:xfrm>
-                      <a:off x="0" y="0"/>
-                      <a:ext cx="5731510" cy="4970145"/>
-                    </a:xfrm>
-                    <a:prstGeom prst="rect">
-                      <a:avLst/>
-                    </a:prstGeom>
-                    <a:noFill/>
-                    <a:ln>
-                      <a:noFill/>
-                    </a:ln>
-                  </pic:spPr>
-                </pic:pic>
-              </a:graphicData>
-            </a:graphic>
-          </wp:inline>
-        </w:drawing>
-      </w:r>
-    </w:p>
-    <w:p>
-      <w:r>
-        <w:rPr>
-          <w:noProof/>
-        </w:rPr>
-        <w:lastRenderedPageBreak/>
-        <w:drawing>
-          <wp:inline distT="0" distB="0" distL="0" distR="0" wp14:anchorId="62BB399F" wp14:editId="509AEC51">
-            <wp:extent cx="5731510" cy="4970145"/>
-            <wp:effectExtent l="0" t="0" r="0" b="0"/>
-            <wp:docPr id="677969172" name="Picture 6"/>
-            <wp:cNvGraphicFramePr>
-              <a:graphicFrameLocks xmlns:a="http://schemas.openxmlformats.org/drawingml/2006/main" noChangeAspect="1"/>
-            </wp:cNvGraphicFramePr>
-            <a:graphic xmlns:a="http://schemas.openxmlformats.org/drawingml/2006/main">
-              <a:graphicData uri="http://schemas.openxmlformats.org/drawingml/2006/picture">
-                <pic:pic xmlns:pic="http://schemas.openxmlformats.org/drawingml/2006/picture">
-                  <pic:nvPicPr>
-                    <pic:cNvPr id="0" name="Picture 136"/>
+                    <pic:cNvPr id="0" name="Picture 132"/>
                     <pic:cNvPicPr>
                       <a:picLocks noChangeAspect="1" noChangeArrowheads="1"/>
                     </pic:cNvPicPr>
                   </pic:nvPicPr>
                   <pic:blipFill>
                     <a:blip r:embed="rId11" cstate="print">
-                      <a:extLst>
-                        <a:ext uri="{28A0092B-C50C-407E-A947-70E740481C1C}">
-                          <a14:useLocalDpi xmlns:a14="http://schemas.microsoft.com/office/drawing/2010/main" val="0"/>
-                        </a:ext>
-                      </a:extLst>
-                    </a:blip>
-                    <a:srcRect/>
-                    <a:stretch>
-                      <a:fillRect/>
-                    </a:stretch>
-                  </pic:blipFill>
-                  <pic:spPr bwMode="auto">
-                    <a:xfrm>
-                      <a:off x="0" y="0"/>
-                      <a:ext cx="5731510" cy="4970145"/>
-                    </a:xfrm>
-                    <a:prstGeom prst="rect">
-                      <a:avLst/>
-                    </a:prstGeom>
-                    <a:noFill/>
-                    <a:ln>
-                      <a:noFill/>
-                    </a:ln>
-                  </pic:spPr>
-                </pic:pic>
-              </a:graphicData>
-            </a:graphic>
-          </wp:inline>
-        </w:drawing>
-      </w:r>
-    </w:p>
-    <w:p>
-      <w:r>
-        <w:rPr>
-          <w:noProof/>
-        </w:rPr>
-        <w:lastRenderedPageBreak/>
-        <w:drawing>
-          <wp:inline distT="0" distB="0" distL="0" distR="0" wp14:anchorId="61F63AC1" wp14:editId="79D3E23B">
-            <wp:extent cx="5731510" cy="4572635"/>
-            <wp:effectExtent l="0" t="0" r="2540" b="0"/>
-            <wp:docPr id="412028512" name="Picture 7"/>
-            <wp:cNvGraphicFramePr>
-              <a:graphicFrameLocks xmlns:a="http://schemas.openxmlformats.org/drawingml/2006/main" noChangeAspect="1"/>
-            </wp:cNvGraphicFramePr>
-            <a:graphic xmlns:a="http://schemas.openxmlformats.org/drawingml/2006/main">
-              <a:graphicData uri="http://schemas.openxmlformats.org/drawingml/2006/picture">
-                <pic:pic xmlns:pic="http://schemas.openxmlformats.org/drawingml/2006/picture">
-                  <pic:nvPicPr>
-                    <pic:cNvPr id="0" name="Picture 138"/>
-                    <pic:cNvPicPr>
-                      <a:picLocks noChangeAspect="1" noChangeArrowheads="1"/>
-                    </pic:cNvPicPr>
-                  </pic:nvPicPr>
-                  <pic:blipFill>
-                    <a:blip r:embed="rId12" cstate="print">
                       <a:extLst>
                         <a:ext uri="{28A0092B-C50C-407E-A947-70E740481C1C}">
                           <a14:useLocalDpi xmlns:a14="http://schemas.microsoft.com/office/drawing/2010/main" val="0"/>
@@ -1701,6 +1439,243 @@
         </w:drawing>
       </w:r>
     </w:p>
+    <w:p>
+      <w:pPr>
+        <w:pStyle w:val="Heading3"/>
+      </w:pPr>
+      <w:r>
+        <w:t xml:space="preserve">If the perineal fascia is injured </w:t>
+      </w:r>
+    </w:p>
+    <w:p>
+      <w:pPr>
+        <w:numPr>
+          <w:ilvl w:val="0"/>
+          <w:numId w:val="12"/>
+        </w:numPr>
+      </w:pPr>
+      <w:r>
+        <w:t>The extravasated urine reaches superficial perineal space, periscrotal and peripenile spaces, and upward upon the abdominal wall</w:t>
+      </w:r>
+    </w:p>
+    <w:p>
+      <w:pPr>
+        <w:numPr>
+          <w:ilvl w:val="0"/>
+          <w:numId w:val="12"/>
+        </w:numPr>
+      </w:pPr>
+      <w:r>
+        <w:t>As the posterior margin of the perineal membrane is firmly attached, extravasated urine never reaches the anal triangle</w:t>
+      </w:r>
+    </w:p>
+    <w:p>
+      <w:pPr>
+        <w:numPr>
+          <w:ilvl w:val="0"/>
+          <w:numId w:val="12"/>
+        </w:numPr>
+      </w:pPr>
+      <w:r>
+        <w:t>As the fascia scarpa (membranous layer of the superficial abdominal fascia) is firmly attached to the fascia lata (deep fascia of the thigh) along the inguinal ligament (Holden’s line) extravasated urine in anterior rupture of the urethra do not reach the thigh</w:t>
+      </w:r>
+    </w:p>
+    <w:p>
+      <w:r>
+        <w:t xml:space="preserve">[CLINICAL]Voiding cystourethroscopy is the most appropriate way to investigate and retrograde urethrography is the investigation of choice </w:t>
+      </w:r>
+    </w:p>
+    <w:p/>
+    <w:p>
+      <w:pPr>
+        <w:rPr>
+          <w:b/>
+          <w:bCs/>
+        </w:rPr>
+      </w:pPr>
+      <w:r>
+        <w:rPr>
+          <w:b/>
+          <w:bCs/>
+        </w:rPr>
+        <w:t>____MCQ_START____</w:t>
+      </w:r>
+    </w:p>
+    <w:p>
+      <w:r>
+        <w:t>Q1. The urinary bladder is located:</w:t>
+      </w:r>
+      <w:r>
+        <w:br/>
+        <w:t>A. Posterior to rectum in males</w:t>
+      </w:r>
+      <w:r>
+        <w:br/>
+        <w:t>B. Anterior to pubic symphysis</w:t>
+      </w:r>
+      <w:r>
+        <w:br/>
+      </w:r>
+      <w:r>
+        <w:lastRenderedPageBreak/>
+        <w:t>C. Behind pubic symphysis in the lesser pelvis[CORRECT]</w:t>
+      </w:r>
+      <w:r>
+        <w:br/>
+        <w:t>D. In the upper abdomen</w:t>
+      </w:r>
+    </w:p>
+    <w:p>
+      <w:r>
+        <w:t>____</w:t>
+      </w:r>
+    </w:p>
+    <w:p>
+      <w:r>
+        <w:t>Q2. The neck of the urinary bladder in males is related to:</w:t>
+      </w:r>
+      <w:r>
+        <w:br/>
+        <w:t>A. Uterus</w:t>
+      </w:r>
+      <w:r>
+        <w:br/>
+        <w:t>B. Urogenital diaphragm</w:t>
+      </w:r>
+      <w:r>
+        <w:br/>
+        <w:t>C. Prostate gland[CORRECT]</w:t>
+      </w:r>
+      <w:r>
+        <w:br/>
+        <w:t>D. Rectum</w:t>
+      </w:r>
+    </w:p>
+    <w:p>
+      <w:r>
+        <w:t>____</w:t>
+      </w:r>
+    </w:p>
+    <w:p>
+      <w:r>
+        <w:t>Q3. The trigone of the bladder is characterized by:</w:t>
+      </w:r>
+      <w:r>
+        <w:br/>
+        <w:t>A. Highly distensible mucosa</w:t>
+      </w:r>
+      <w:r>
+        <w:br/>
+        <w:t>B. Presence of submucosa</w:t>
+      </w:r>
+      <w:r>
+        <w:br/>
+        <w:t>C. Smooth mucosa firmly adherent to muscle[CORRECT]</w:t>
+      </w:r>
+      <w:r>
+        <w:br/>
+        <w:t>D. Lack of muscular layer</w:t>
+      </w:r>
+    </w:p>
+    <w:p>
+      <w:r>
+        <w:t>____</w:t>
+      </w:r>
+    </w:p>
+    <w:p>
+      <w:r>
+        <w:t>Q4. The detrusor muscle is arranged in how many layers in the trigone?</w:t>
+      </w:r>
+      <w:r>
+        <w:br/>
+        <w:t>A. One</w:t>
+      </w:r>
+      <w:r>
+        <w:br/>
+        <w:t>B. Two</w:t>
+      </w:r>
+      <w:r>
+        <w:br/>
+        <w:t>C. Three[CORRECT]</w:t>
+      </w:r>
+      <w:r>
+        <w:br/>
+        <w:t>D. Four</w:t>
+      </w:r>
+    </w:p>
+    <w:p>
+      <w:r>
+        <w:t>____</w:t>
+      </w:r>
+    </w:p>
+    <w:p>
+      <w:r>
+        <w:t>Q5. Parasympathetic innervation of the bladder arises from:</w:t>
+      </w:r>
+      <w:r>
+        <w:br/>
+        <w:t>A. T11–L2</w:t>
+      </w:r>
+      <w:r>
+        <w:br/>
+        <w:t>B. L1–L3</w:t>
+      </w:r>
+      <w:r>
+        <w:br/>
+        <w:t>C. S2–S4[CORRECT]</w:t>
+      </w:r>
+      <w:r>
+        <w:br/>
+        <w:t>D. S1–S2</w:t>
+      </w:r>
+    </w:p>
+    <w:p>
+      <w:r>
+        <w:t>____</w:t>
+      </w:r>
+    </w:p>
+    <w:p>
+      <w:r>
+        <w:t>Q6. Vesicoureteral reflux is normally prevented by:</w:t>
+      </w:r>
+      <w:r>
+        <w:br/>
+        <w:t>A. Sphincter of Oddi</w:t>
+      </w:r>
+      <w:r>
+        <w:br/>
+        <w:t>B. Straight course of ureter</w:t>
+      </w:r>
+      <w:r>
+        <w:br/>
+        <w:t>C. Oblique intramural course of ureter[CORRECT]</w:t>
+      </w:r>
+      <w:r>
+        <w:br/>
+        <w:t>D. Increased bladder pressure</w:t>
+      </w:r>
+    </w:p>
+    <w:p>
+      <w:pPr>
+        <w:rPr>
+          <w:b/>
+          <w:bCs/>
+        </w:rPr>
+      </w:pPr>
+      <w:r>
+        <w:rPr>
+          <w:b/>
+          <w:bCs/>
+        </w:rPr>
+        <w:t>____MCQ_END____</w:t>
+      </w:r>
+    </w:p>
+    <w:p/>
+    <w:p/>
+    <w:p/>
+    <w:p/>
+    <w:p/>
+    <w:p/>
     <w:sectPr>
       <w:pgSz w:w="11906" w:h="16838"/>
       <w:pgMar w:top="1440" w:right="1440" w:bottom="1440" w:left="1440" w:header="708" w:footer="708" w:gutter="0"/>
